--- a/results/letter.docx
+++ b/results/letter.docx
@@ -35,9 +35,30 @@
       </w:r>
     </w:p>
     <w:p>
+      <w:pPr>
+        <w:spacing w:after="0" w:line="240" w:lineRule="auto"/>
+      </w:pPr>
+    </w:p>
+    <w:p>
+      <w:pPr>
+        <w:spacing w:after="0" w:line="240" w:lineRule="auto"/>
+      </w:pPr>
+      <w:r>
+        <w:rPr>
+          <w:rStyle w:val="Strong"/>
+        </w:rPr>
+        <w:t>Disclosures:</w:t>
+      </w:r>
+      <w:r>
+        <w:t xml:space="preserve"> The author has nothing to disclose.</w:t>
+      </w:r>
+    </w:p>
+    <w:p>
       <w:r>
         <w:br w:type="page"/>
       </w:r>
+      <w:bookmarkStart w:id="0" w:name="_GoBack"/>
+      <w:bookmarkEnd w:id="0"/>
     </w:p>
     <w:p>
       <w:pPr>
@@ -52,8 +73,6 @@
       <w:r>
         <w:t>ond categorical classification.</w:t>
       </w:r>
-      <w:bookmarkStart w:id="0" w:name="_GoBack"/>
-      <w:bookmarkEnd w:id="0"/>
       <w:r>
         <w:rPr>
           <w:vertAlign w:val="superscript"/>
@@ -12364,7 +12383,7 @@
 </file>
 
 <file path=customXml/itemProps1.xml><?xml version="1.0" encoding="utf-8"?>
-<ds:datastoreItem xmlns:ds="http://schemas.openxmlformats.org/officeDocument/2006/customXml" ds:itemID="{52C0F2FB-4B0F-432B-9029-A26401333571}">
+<ds:datastoreItem xmlns:ds="http://schemas.openxmlformats.org/officeDocument/2006/customXml" ds:itemID="{6845FD78-EC76-4057-9FFB-3CBFE465239B}">
   <ds:schemaRefs>
     <ds:schemaRef ds:uri="http://schemas.openxmlformats.org/officeDocument/2006/bibliography"/>
   </ds:schemaRefs>
